--- a/testakten/robotikrecht-roboterflotte-vellbruck-muenchen/05_unfallbericht_lagerhalle.docx
+++ b/testakten/robotikrecht-roboterflotte-vellbruck-muenchen/05_unfallbericht_lagerhalle.docx
@@ -37,7 +37,7 @@
         <w:jc w:val="left"/>
       </w:pPr>
       <w:r>
-        <w:t>Dieses Aktenstück betrifft Kollision am 27.05.2026, geänderte Schutzfeldparameter, Schichtdruck vor Feiertag. Es ist nicht abschließend freigegeben. Die technische Seite spricht in Versionen, Tickets und Parametern; die rechtliche Seite muss daraus Rollen, Zweckbestimmung, Pflichtenkreis und Beweisrisiko bilden.</w:t>
+        <w:t>Dieser Bericht rekonstruiert die Kollision der Einheit LM-104 mit einem Lagerarbeiter am 27.05.2026 in Halle 12 des Münchner Logistikzentrums. Er trennt gesicherte Logbefunde von streitigen Angaben der Beteiligten.</w:t>
       </w:r>
     </w:p>
     <w:p>
@@ -56,13 +56,7 @@
         <w:pStyle w:val="ListBullet"/>
       </w:pPr>
       <w:r>
-        <w:rPr>
-          <w:b/>
-        </w:rPr>
-        <w:t>Kollision am 27.05.2026:</w:t>
-      </w:r>
-      <w:r>
-        <w:t xml:space="preserve"> Die Akte enthält hierzu widersprüchliche Hinweise. Für die rechtliche Bewertung muss geklärt werden, ob die Aussage aus Vertrag, Anleitung, Produktakte, Marketing, Logdaten oder nachträglicher Krisenkommunikation stammt.</w:t>
+        <w:t>Kollision am 27.05.2026: Die Einheit LM-104 erfasste den Mitarbeiter beim Rückwärtsrangieren aus einem Kommissionierbereich; die Aufprallgeschwindigkeit liegt nach Log zwischen 0,88 und 1,05 m/s.</w:t>
       </w:r>
     </w:p>
     <w:p>
@@ -70,13 +64,7 @@
         <w:pStyle w:val="ListBullet"/>
       </w:pPr>
       <w:r>
-        <w:rPr>
-          <w:b/>
-        </w:rPr>
-        <w:t>geänderte Schutzfeldparameter:</w:t>
-      </w:r>
-      <w:r>
-        <w:t xml:space="preserve"> Die Akte enthält hierzu widersprüchliche Hinweise. Für die rechtliche Bewertung muss geklärt werden, ob die Aussage aus Vertrag, Anleitung, Produktakte, Marketing, Logdaten oder nachträglicher Krisenkommunikation stammt.</w:t>
+        <w:t>geänderte Schutzfeldparameter: Die Schutzfeldreduzierungen um 08:10 und 08:50 Uhr liefen über remote-admin; ob dahinter der Betreiber, Schärlein Automation oder ein Vellbruck-Mitarbeiter stand, ist ungeklärt.</w:t>
       </w:r>
     </w:p>
     <w:p>
@@ -84,13 +72,7 @@
         <w:pStyle w:val="ListBullet"/>
       </w:pPr>
       <w:r>
-        <w:rPr>
-          <w:b/>
-        </w:rPr>
-        <w:t>Schichtdruck vor Feiertag:</w:t>
-      </w:r>
-      <w:r>
-        <w:t xml:space="preserve"> Die Akte enthält hierzu widersprüchliche Hinweise. Für die rechtliche Bewertung muss geklärt werden, ob die Aussage aus Vertrag, Anleitung, Produktakte, Marketing, Logdaten oder nachträglicher Krisenkommunikation stammt.</w:t>
+        <w:t>Schichtdruck vor Feiertag: Nach Angaben des Schichtleiters lief die Anlage wegen Feiertagsstau mit erhöhter Taktung; der Modus für erhöhte Geschwindigkeit war freigeschaltet.</w:t>
       </w:r>
     </w:p>
     <w:p>
@@ -98,13 +80,7 @@
         <w:pStyle w:val="ListBullet"/>
       </w:pPr>
       <w:r>
-        <w:rPr>
-          <w:b/>
-        </w:rPr>
-        <w:t>Betriebsrat und Unterweisung:</w:t>
-      </w:r>
-      <w:r>
-        <w:t xml:space="preserve"> Die Akte enthält hierzu widersprüchliche Hinweise. Für die rechtliche Bewertung muss geklärt werden, ob die Aussage aus Vertrag, Anleitung, Produktakte, Marketing, Logdaten oder nachträglicher Krisenkommunikation stammt.</w:t>
+        <w:t>Betriebsrat und Unterweisung: Der Betriebsrat des Kunden rügt fehlende Unterweisung des Schichtteams B und verlangt Beteiligung bei der Log-Auswertung.</w:t>
       </w:r>
     </w:p>
     <w:p>
@@ -112,13 +88,7 @@
         <w:pStyle w:val="ListBullet"/>
       </w:pPr>
       <w:r>
-        <w:rPr>
-          <w:b/>
-        </w:rPr>
-        <w:t>Logdaten und Video:</w:t>
-      </w:r>
-      <w:r>
-        <w:t xml:space="preserve"> Die Akte enthält hierzu widersprüchliche Hinweise. Für die rechtliche Bewertung muss geklärt werden, ob die Aussage aus Vertrag, Anleitung, Produktakte, Marketing, Logdaten oder nachträglicher Krisenkommunikation stammt.</w:t>
+        <w:t>Logdaten und Video: Eventlog, Konfigurationshistorie und Kameraaufnahmen liegen teils beim Betreiber, teils in VellNet Control; einheitliche Sicherung fehlt.</w:t>
       </w:r>
     </w:p>
     <w:p>
@@ -137,7 +107,7 @@
         <w:jc w:val="left"/>
       </w:pPr>
       <w:r>
-        <w:t>Die Unterlage ist bewusst nicht glatt: Vertrieb, Technik, Datenschutz, Qualitätssicherung und Geschäftsführung verwenden nicht immer dieselben Produktnamen. Gerade daraus entsteht das juristische Problem, weil Zweckbestimmung, tatsächliche Nutzung, Werbeaussage und Updatepraxis auseinanderlaufen.</w:t>
+        <w:t>Nach dem Eventlog wurde um 08:10 Uhr und erneut um 08:50 Uhr über das Konto remote-admin das Schutzfeld reduziert; um 08:20 Uhr registrierte das System einen Beinaheunfall in Halle 1, um 08:25 Uhr einen Not-Halt; die Kollision mit Verletzung des linken Knies eines Lagerarbeiters folgte im weiteren Schichtverlauf.</w:t>
       </w:r>
     </w:p>
     <w:p>
@@ -145,23 +115,7 @@
         <w:jc w:val="left"/>
       </w:pPr>
       <w:r>
-        <w:t>Für die rechtliche Bewertung müssen die technischen Annahmen jeweils mit der Produktakte abgeglichen werden. Eine Risikobeurteilung, die nur den Laborzustand beschreibt, trägt den Pilotbetrieb im Lager oder im Pflegezimmer nicht automatisch.</w:t>
-      </w:r>
-    </w:p>
-    <w:p>
-      <w:pPr>
-        <w:jc w:val="left"/>
-      </w:pPr>
-      <w:r>
-        <w:t>Die Akte enthält mehrere Spuren, die sich gegenseitig widersprechen: Der Betreiber spricht von einem autonomen Flottensystem, die CE-Unterlage von einem assistierten Transportmittel, die Marketingfolien von lernender Umgebungserkennung und die Bedienungsanleitung von festen Sicherheitszonen.</w:t>
-      </w:r>
-    </w:p>
-    <w:p>
-      <w:pPr>
-        <w:jc w:val="left"/>
-      </w:pPr>
-      <w:r>
-        <w:t>Die Kanzlei soll keine finale technische Konformität bescheinigen, sondern entscheiden, welche Unterlagen fehlen, welche Sofortmaßnahmen nötig sind und welche Aussagen gegenüber Behörde, Kunden, Versicherer und Betroffenen vertretbar sind.</w:t>
+        <w:t>Der Betreiber bestreitet eine unerlaubte Manipulation und verweist auf das frei zugängliche Admin-Menü; die Unterweisungsunterlagen zeigen, dass Schichtteam B zuletzt am 14.02.2026 nicht unterwiesen wurde.</w:t>
       </w:r>
     </w:p>
     <w:p>
@@ -180,10 +134,7 @@
         <w:pStyle w:val="Heading3"/>
       </w:pPr>
       <w:r>
-        <w:rPr>
-          <w:rFonts w:ascii="Times New Roman" w:hAnsi="Times New Roman"/>
-        </w:rPr>
-        <w:t>Punkt 1</w:t>
+        <w:t>Kollision am 27.05.2026</w:t>
       </w:r>
     </w:p>
     <w:p>
@@ -191,7 +142,15 @@
         <w:jc w:val="left"/>
       </w:pPr>
       <w:r>
-        <w:t>Im Gespräch mit Leonie Rottkamp, Bertram Kiendl und Jasper Rodenwald wurde deutlich, dass die Produktlinie nicht mit einer einzigen rechtlichen Schublade erfasst werden kann. Die Vellbruck Robotics GmbH liefert Hardware, Steuerungssoftware, Cloudfunktionen, Wartung und gelegentlich eine kundenspezifische Parametrisierung. Beim Betreiber Münchner Feinlogistik GmbH wurden Schutzfelder verändert, ohne dass klar ist, ob dies vom Admin-Panel gedeckt oder nur technisch möglich war. Der Pflegepilot im St.-Ludgerus-Klinikum München-Sendling verschärft die Lage, weil dort Sensorik, vulnerable Personen und medizinische Nähe zusammentreffen.</w:t>
+        <w:t>Der genaue Kollisionszeitpunkt ist aus dem vollständigen Log zu bestimmen; das gesicherte Kurzvideo der Hallenkamera deckt nur den Zeitraum nach dem Not-Halt ab.</w:t>
+      </w:r>
+    </w:p>
+    <w:p>
+      <w:pPr>
+        <w:pStyle w:val="Heading3"/>
+      </w:pPr>
+      <w:r>
+        <w:t>geänderte Schutzfeldparameter</w:t>
       </w:r>
     </w:p>
     <w:p>
@@ -199,7 +158,7 @@
         <w:jc w:val="left"/>
       </w:pPr>
       <w:r>
-        <w:t>Für die anwaltliche Bearbeitung sollte zu diesem Punkt eine Belegspur angelegt werden: Dokument, Version, Datum, Verfasser, technische Quelle, rechtliche Relevanz und offene Rückfrage. Besonders gefährlich sind Formulierungen wie „selbstlernend“, „voll autonom“, „MDR-ready“, „sicher ohne Schutzzaun“ oder „keine personenbezogenen Daten“, wenn die technische Dokumentation das nicht trägt.</w:t>
+        <w:t>Die Zugriffshistorie des Kontos remote-admin einschließlich IP-Adressen und Session-Dauer ist zu sichern, bevor Löschfristen greifen; Anfrage an die IT läuft über Bertram Kiendl.</w:t>
       </w:r>
     </w:p>
     <w:p>
@@ -207,10 +166,7 @@
         <w:pStyle w:val="Heading3"/>
       </w:pPr>
       <w:r>
-        <w:rPr>
-          <w:rFonts w:ascii="Times New Roman" w:hAnsi="Times New Roman"/>
-        </w:rPr>
-        <w:t>Punkt 2</w:t>
+        <w:t>Schichtdruck vor Feiertag</w:t>
       </w:r>
     </w:p>
     <w:p>
@@ -218,7 +174,15 @@
         <w:jc w:val="left"/>
       </w:pPr>
       <w:r>
-        <w:t>Im Gespräch mit Leonie Rottkamp, Bertram Kiendl und Jasper Rodenwald wurde deutlich, dass die Produktlinie nicht mit einer einzigen rechtlichen Schublade erfasst werden kann. Die Vellbruck Robotics GmbH liefert Hardware, Steuerungssoftware, Cloudfunktionen, Wartung und gelegentlich eine kundenspezifische Parametrisierung. Beim Betreiber Münchner Feinlogistik GmbH wurden Schutzfelder verändert, ohne dass klar ist, ob dies vom Admin-Panel gedeckt oder nur technisch möglich war. Der Pflegepilot im St.-Ludgerus-Klinikum München-Sendling verschärft die Lage, weil dort Sensorik, vulnerable Personen und medizinische Nähe zusammentreffen.</w:t>
+        <w:t>Zu klären ist, wer die erhöhte Taktung freigegeben hat und ob die Anleitung diesen Betriebsmodus in belegten Zonen zulässt; die Aussage des Schichtleiters ist zu protokollieren.</w:t>
+      </w:r>
+    </w:p>
+    <w:p>
+      <w:pPr>
+        <w:pStyle w:val="Heading3"/>
+      </w:pPr>
+      <w:r>
+        <w:t>Betriebsrat und Unterweisung</w:t>
       </w:r>
     </w:p>
     <w:p>
@@ -226,7 +190,7 @@
         <w:jc w:val="left"/>
       </w:pPr>
       <w:r>
-        <w:t>Für die anwaltliche Bearbeitung sollte zu diesem Punkt eine Belegspur angelegt werden: Dokument, Version, Datum, Verfasser, technische Quelle, rechtliche Relevanz und offene Rückfrage. Besonders gefährlich sind Formulierungen wie „selbstlernend“, „voll autonom“, „MDR-ready“, „sicher ohne Schutzzaun“ oder „keine personenbezogenen Daten“, wenn die technische Dokumentation das nicht trägt.</w:t>
+        <w:t>Die Unterweisungslücke ist primär Betreiberverantwortung, entlastet Vellbruck aber nicht bei der Instruktionspflicht; Nachweise beider Seiten sind in der Beweismatrix (Aktenstück 37) zu spiegeln.</w:t>
       </w:r>
     </w:p>
     <w:p>
@@ -234,10 +198,7 @@
         <w:pStyle w:val="Heading3"/>
       </w:pPr>
       <w:r>
-        <w:rPr>
-          <w:rFonts w:ascii="Times New Roman" w:hAnsi="Times New Roman"/>
-        </w:rPr>
-        <w:t>Punkt 3</w:t>
+        <w:t>Logdaten und Video</w:t>
       </w:r>
     </w:p>
     <w:p>
@@ -245,123 +206,7 @@
         <w:jc w:val="left"/>
       </w:pPr>
       <w:r>
-        <w:t>Im Gespräch mit Leonie Rottkamp, Bertram Kiendl und Jasper Rodenwald wurde deutlich, dass die Produktlinie nicht mit einer einzigen rechtlichen Schublade erfasst werden kann. Die Vellbruck Robotics GmbH liefert Hardware, Steuerungssoftware, Cloudfunktionen, Wartung und gelegentlich eine kundenspezifische Parametrisierung. Beim Betreiber Münchner Feinlogistik GmbH wurden Schutzfelder verändert, ohne dass klar ist, ob dies vom Admin-Panel gedeckt oder nur technisch möglich war. Der Pflegepilot im St.-Ludgerus-Klinikum München-Sendling verschärft die Lage, weil dort Sensorik, vulnerable Personen und medizinische Nähe zusammentreffen.</w:t>
-      </w:r>
-    </w:p>
-    <w:p>
-      <w:pPr>
-        <w:jc w:val="left"/>
-      </w:pPr>
-      <w:r>
-        <w:t>Für die anwaltliche Bearbeitung sollte zu diesem Punkt eine Belegspur angelegt werden: Dokument, Version, Datum, Verfasser, technische Quelle, rechtliche Relevanz und offene Rückfrage. Besonders gefährlich sind Formulierungen wie „selbstlernend“, „voll autonom“, „MDR-ready“, „sicher ohne Schutzzaun“ oder „keine personenbezogenen Daten“, wenn die technische Dokumentation das nicht trägt.</w:t>
-      </w:r>
-    </w:p>
-    <w:p>
-      <w:pPr>
-        <w:pStyle w:val="Heading3"/>
-      </w:pPr>
-      <w:r>
-        <w:rPr>
-          <w:rFonts w:ascii="Times New Roman" w:hAnsi="Times New Roman"/>
-        </w:rPr>
-        <w:t>Punkt 4</w:t>
-      </w:r>
-    </w:p>
-    <w:p>
-      <w:pPr>
-        <w:jc w:val="left"/>
-      </w:pPr>
-      <w:r>
-        <w:t>Im Gespräch mit Leonie Rottkamp, Bertram Kiendl und Jasper Rodenwald wurde deutlich, dass die Produktlinie nicht mit einer einzigen rechtlichen Schublade erfasst werden kann. Die Vellbruck Robotics GmbH liefert Hardware, Steuerungssoftware, Cloudfunktionen, Wartung und gelegentlich eine kundenspezifische Parametrisierung. Beim Betreiber Münchner Feinlogistik GmbH wurden Schutzfelder verändert, ohne dass klar ist, ob dies vom Admin-Panel gedeckt oder nur technisch möglich war. Der Pflegepilot im St.-Ludgerus-Klinikum München-Sendling verschärft die Lage, weil dort Sensorik, vulnerable Personen und medizinische Nähe zusammentreffen.</w:t>
-      </w:r>
-    </w:p>
-    <w:p>
-      <w:pPr>
-        <w:jc w:val="left"/>
-      </w:pPr>
-      <w:r>
-        <w:t>Für die anwaltliche Bearbeitung sollte zu diesem Punkt eine Belegspur angelegt werden: Dokument, Version, Datum, Verfasser, technische Quelle, rechtliche Relevanz und offene Rückfrage. Besonders gefährlich sind Formulierungen wie „selbstlernend“, „voll autonom“, „MDR-ready“, „sicher ohne Schutzzaun“ oder „keine personenbezogenen Daten“, wenn die technische Dokumentation das nicht trägt.</w:t>
-      </w:r>
-    </w:p>
-    <w:p>
-      <w:pPr>
-        <w:pStyle w:val="Heading3"/>
-      </w:pPr>
-      <w:r>
-        <w:rPr>
-          <w:rFonts w:ascii="Times New Roman" w:hAnsi="Times New Roman"/>
-        </w:rPr>
-        <w:t>Punkt 5</w:t>
-      </w:r>
-    </w:p>
-    <w:p>
-      <w:pPr>
-        <w:jc w:val="left"/>
-      </w:pPr>
-      <w:r>
-        <w:t>Im Gespräch mit Leonie Rottkamp, Bertram Kiendl und Jasper Rodenwald wurde deutlich, dass die Produktlinie nicht mit einer einzigen rechtlichen Schublade erfasst werden kann. Die Vellbruck Robotics GmbH liefert Hardware, Steuerungssoftware, Cloudfunktionen, Wartung und gelegentlich eine kundenspezifische Parametrisierung. Beim Betreiber Münchner Feinlogistik GmbH wurden Schutzfelder verändert, ohne dass klar ist, ob dies vom Admin-Panel gedeckt oder nur technisch möglich war. Der Pflegepilot im St.-Ludgerus-Klinikum München-Sendling verschärft die Lage, weil dort Sensorik, vulnerable Personen und medizinische Nähe zusammentreffen.</w:t>
-      </w:r>
-    </w:p>
-    <w:p>
-      <w:pPr>
-        <w:jc w:val="left"/>
-      </w:pPr>
-      <w:r>
-        <w:t>Für die anwaltliche Bearbeitung sollte zu diesem Punkt eine Belegspur angelegt werden: Dokument, Version, Datum, Verfasser, technische Quelle, rechtliche Relevanz und offene Rückfrage. Besonders gefährlich sind Formulierungen wie „selbstlernend“, „voll autonom“, „MDR-ready“, „sicher ohne Schutzzaun“ oder „keine personenbezogenen Daten“, wenn die technische Dokumentation das nicht trägt.</w:t>
-      </w:r>
-    </w:p>
-    <w:p>
-      <w:pPr>
-        <w:pStyle w:val="Heading3"/>
-      </w:pPr>
-      <w:r>
-        <w:rPr>
-          <w:rFonts w:ascii="Times New Roman" w:hAnsi="Times New Roman"/>
-        </w:rPr>
-        <w:t>Punkt 6</w:t>
-      </w:r>
-    </w:p>
-    <w:p>
-      <w:pPr>
-        <w:jc w:val="left"/>
-      </w:pPr>
-      <w:r>
-        <w:t>Im Gespräch mit Leonie Rottkamp, Bertram Kiendl und Jasper Rodenwald wurde deutlich, dass die Produktlinie nicht mit einer einzigen rechtlichen Schublade erfasst werden kann. Die Vellbruck Robotics GmbH liefert Hardware, Steuerungssoftware, Cloudfunktionen, Wartung und gelegentlich eine kundenspezifische Parametrisierung. Beim Betreiber Münchner Feinlogistik GmbH wurden Schutzfelder verändert, ohne dass klar ist, ob dies vom Admin-Panel gedeckt oder nur technisch möglich war. Der Pflegepilot im St.-Ludgerus-Klinikum München-Sendling verschärft die Lage, weil dort Sensorik, vulnerable Personen und medizinische Nähe zusammentreffen.</w:t>
-      </w:r>
-    </w:p>
-    <w:p>
-      <w:pPr>
-        <w:jc w:val="left"/>
-      </w:pPr>
-      <w:r>
-        <w:t>Für die anwaltliche Bearbeitung sollte zu diesem Punkt eine Belegspur angelegt werden: Dokument, Version, Datum, Verfasser, technische Quelle, rechtliche Relevanz und offene Rückfrage. Besonders gefährlich sind Formulierungen wie „selbstlernend“, „voll autonom“, „MDR-ready“, „sicher ohne Schutzzaun“ oder „keine personenbezogenen Daten“, wenn die technische Dokumentation das nicht trägt.</w:t>
-      </w:r>
-    </w:p>
-    <w:p>
-      <w:pPr>
-        <w:pStyle w:val="Heading3"/>
-      </w:pPr>
-      <w:r>
-        <w:rPr>
-          <w:rFonts w:ascii="Times New Roman" w:hAnsi="Times New Roman"/>
-        </w:rPr>
-        <w:t>Punkt 7</w:t>
-      </w:r>
-    </w:p>
-    <w:p>
-      <w:pPr>
-        <w:jc w:val="left"/>
-      </w:pPr>
-      <w:r>
-        <w:t>Im Gespräch mit Leonie Rottkamp, Bertram Kiendl und Jasper Rodenwald wurde deutlich, dass die Produktlinie nicht mit einer einzigen rechtlichen Schublade erfasst werden kann. Die Vellbruck Robotics GmbH liefert Hardware, Steuerungssoftware, Cloudfunktionen, Wartung und gelegentlich eine kundenspezifische Parametrisierung. Beim Betreiber Münchner Feinlogistik GmbH wurden Schutzfelder verändert, ohne dass klar ist, ob dies vom Admin-Panel gedeckt oder nur technisch möglich war. Der Pflegepilot im St.-Ludgerus-Klinikum München-Sendling verschärft die Lage, weil dort Sensorik, vulnerable Personen und medizinische Nähe zusammentreffen.</w:t>
-      </w:r>
-    </w:p>
-    <w:p>
-      <w:pPr>
-        <w:jc w:val="left"/>
-      </w:pPr>
-      <w:r>
-        <w:t>Für die anwaltliche Bearbeitung sollte zu diesem Punkt eine Belegspur angelegt werden: Dokument, Version, Datum, Verfasser, technische Quelle, rechtliche Relevanz und offene Rückfrage. Besonders gefährlich sind Formulierungen wie „selbstlernend“, „voll autonom“, „MDR-ready“, „sicher ohne Schutzzaun“ oder „keine personenbezogenen Daten“, wenn die technische Dokumentation das nicht trägt.</w:t>
+        <w:t>Sämtliche Rohdaten des 27.05.2026 sind forensisch zu sichern und zu hashen; die Sicherung koordiniert der Sachverständige nach Briefing in Aktenstück 36.</w:t>
       </w:r>
     </w:p>
     <w:p>
@@ -380,7 +225,7 @@
         <w:pStyle w:val="ListBullet"/>
       </w:pPr>
       <w:r>
-        <w:t>Welche Firmware war am Unfalltag tatsächlich aktiv?</w:t>
+        <w:t>Wer stand am 27.05.2026 hinter den beiden remote-admin-Sitzungen?</w:t>
       </w:r>
     </w:p>
     <w:p>
@@ -388,7 +233,7 @@
         <w:pStyle w:val="ListBullet"/>
       </w:pPr>
       <w:r>
-        <w:t>Welche Zweckbestimmung steht in der final ausgelieferten Anleitung?</w:t>
+        <w:t>Um wie viel Uhr genau erfasste LM-104 den Mitarbeiter?</w:t>
       </w:r>
     </w:p>
     <w:p>
@@ -396,23 +241,7 @@
         <w:pStyle w:val="ListBullet"/>
       </w:pPr>
       <w:r>
-        <w:t>Welche Schutzfeldänderungen waren technisch möglich und vertraglich erlaubt?</w:t>
-      </w:r>
-    </w:p>
-    <w:p>
-      <w:pPr>
-        <w:pStyle w:val="ListBullet"/>
-      </w:pPr>
-      <w:r>
-        <w:t>Welche personenbezogenen Daten werden lokal, in der Cloud und in Supporttickets verarbeitet?</w:t>
-      </w:r>
-    </w:p>
-    <w:p>
-      <w:pPr>
-        <w:pStyle w:val="ListBullet"/>
-      </w:pPr>
-      <w:r>
-        <w:t>Welche Aussagen wurden gegenüber Kunden, Behörde und Versicherer bereits gemacht?</w:t>
+        <w:t>Welche Kamerasequenzen existieren über den Not-Halt hinaus?</w:t>
       </w:r>
     </w:p>
     <w:sectPr>
